--- a/docs/1 Ideation Phase/Empathy Map Canvas.docx
+++ b/docs/1 Ideation Phase/Empathy Map Canvas.docx
@@ -171,7 +171,7 @@
                 <w:sz w:val="20"/>
                 <w:szCs w:val="20"/>
               </w:rPr>
-              <w:t xml:space="preserve"/>
+              <w:t>N/A (individual project)</w:t>
             </w:r>
           </w:p>
         </w:tc>
